--- a/Opgave 2 Concurreren met zekerheid/Opgave 2 Concurreren met zekerheid – antwoorden.docx
+++ b/Opgave 2 Concurreren met zekerheid/Opgave 2 Concurreren met zekerheid – antwoorden.docx
@@ -36,7 +36,7 @@
     </w:p>
     <w:p>
       <w:pPr>
-        <w:spacing w:after="240"/>
+        <w:spacing w:after="120"/>
       </w:pPr>
       <w:r>
         <w:rPr>
@@ -65,61 +65,6 @@
     <w:p>
       <w:pPr>
         <w:spacing w:after="80"/>
-      </w:pPr>
-    </w:p>
-    <w:p>
-      <w:pPr>
-        <w:spacing w:after="120"/>
-      </w:pPr>
-      <w:r>
-        <w:drawing>
-          <wp:inline distT="0" distB="0" distL="0" distR="0">
-            <wp:extent cx="5715000" cy="4914900"/>
-            <wp:effectExtent t="0" r="0" b="0" l="0"/>
-            <wp:docPr id="1" name="" descr="" title=""/>
-            <wp:cNvGraphicFramePr>
-              <a:graphicFrameLocks xmlns:a="http://schemas.openxmlformats.org/drawingml/2006/main" noChangeAspect="1"/>
-            </wp:cNvGraphicFramePr>
-            <a:graphic xmlns:a="http://schemas.openxmlformats.org/drawingml/2006/main">
-              <a:graphicData uri="http://schemas.openxmlformats.org/drawingml/2006/picture">
-                <pic:pic xmlns:pic="http://schemas.openxmlformats.org/drawingml/2006/picture">
-                  <pic:nvPicPr>
-                    <pic:cNvPr id="0" name="" descr=""/>
-                    <pic:cNvPicPr>
-                      <a:picLocks noChangeAspect="1" noChangeArrowheads="1"/>
-                    </pic:cNvPicPr>
-                  </pic:nvPicPr>
-                  <pic:blipFill>
-                    <a:blip r:embed="rId9" cstate="none"/>
-                    <a:srcRect/>
-                    <a:stretch>
-                      <a:fillRect/>
-                    </a:stretch>
-                  </pic:blipFill>
-                  <pic:spPr bwMode="auto">
-                    <a:xfrm>
-                      <a:off x="0" y="0"/>
-                      <a:ext cx="5715000" cy="4914900"/>
-                    </a:xfrm>
-                    <a:prstGeom prst="rect">
-                      <a:avLst/>
-                    </a:prstGeom>
-                  </pic:spPr>
-                </pic:pic>
-              </a:graphicData>
-            </a:graphic>
-          </wp:inline>
-        </w:drawing>
-      </w:r>
-    </w:p>
-    <w:p>
-      <w:pPr>
-        <w:spacing w:after="80"/>
-      </w:pPr>
-    </w:p>
-    <w:p>
-      <w:pPr>
-        <w:spacing w:after="120"/>
       </w:pPr>
     </w:p>
     <w:tbl>
@@ -210,11 +155,6 @@
     </w:tbl>
     <w:p>
       <w:pPr>
-        <w:spacing w:after="80"/>
-      </w:pPr>
-    </w:p>
-    <w:p>
-      <w:pPr>
         <w:spacing w:after="120"/>
       </w:pPr>
       <w:r>
@@ -346,16 +286,6 @@
         </w:tc>
       </w:tr>
     </w:tbl>
-    <w:p>
-      <w:pPr>
-        <w:spacing w:after="40"/>
-      </w:pPr>
-    </w:p>
-    <w:p>
-      <w:pPr>
-        <w:spacing w:after="120"/>
-      </w:pPr>
-    </w:p>
     <w:tbl>
       <w:tblPr>
         <w:tblW w:type="dxa" w:w="2400"/>
@@ -444,11 +374,6 @@
     </w:tbl>
     <w:p>
       <w:pPr>
-        <w:spacing w:after="80"/>
-      </w:pPr>
-    </w:p>
-    <w:p>
-      <w:pPr>
         <w:spacing w:after="120"/>
       </w:pPr>
       <w:r>
@@ -580,11 +505,6 @@
         </w:tc>
       </w:tr>
     </w:tbl>
-    <w:p>
-      <w:pPr>
-        <w:spacing w:after="40"/>
-      </w:pPr>
-    </w:p>
     <w:tbl>
       <w:tblPr>
         <w:tblW w:type="dxa" w:w="9026"/>
@@ -645,16 +565,6 @@
     </w:tbl>
     <w:p>
       <w:pPr>
-        <w:spacing w:after="80"/>
-      </w:pPr>
-    </w:p>
-    <w:p>
-      <w:pPr>
-        <w:spacing w:after="160"/>
-      </w:pPr>
-    </w:p>
-    <w:p>
-      <w:pPr>
         <w:spacing w:after="120"/>
       </w:pPr>
       <w:r>
@@ -698,11 +608,6 @@
     <w:p>
       <w:pPr>
         <w:spacing w:after="80"/>
-      </w:pPr>
-    </w:p>
-    <w:p>
-      <w:pPr>
-        <w:spacing w:after="120"/>
       </w:pPr>
     </w:p>
     <w:tbl>
@@ -793,11 +698,6 @@
     </w:tbl>
     <w:p>
       <w:pPr>
-        <w:spacing w:after="80"/>
-      </w:pPr>
-    </w:p>
-    <w:p>
-      <w:pPr>
         <w:spacing w:after="120"/>
       </w:pPr>
       <w:r>
@@ -929,16 +829,6 @@
         </w:tc>
       </w:tr>
     </w:tbl>
-    <w:p>
-      <w:pPr>
-        <w:spacing w:after="40"/>
-      </w:pPr>
-    </w:p>
-    <w:p>
-      <w:pPr>
-        <w:spacing w:after="120"/>
-      </w:pPr>
-    </w:p>
     <w:tbl>
       <w:tblPr>
         <w:tblW w:type="dxa" w:w="2400"/>
@@ -1027,11 +917,6 @@
     </w:tbl>
     <w:p>
       <w:pPr>
-        <w:spacing w:after="80"/>
-      </w:pPr>
-    </w:p>
-    <w:p>
-      <w:pPr>
         <w:spacing w:after="120"/>
       </w:pPr>
       <w:r>
@@ -1165,16 +1050,6 @@
     </w:tbl>
     <w:p>
       <w:pPr>
-        <w:spacing w:after="40"/>
-      </w:pPr>
-    </w:p>
-    <w:p>
-      <w:pPr>
-        <w:spacing w:after="160"/>
-      </w:pPr>
-    </w:p>
-    <w:p>
-      <w:pPr>
         <w:spacing w:after="120"/>
       </w:pPr>
       <w:r>
@@ -1190,11 +1065,6 @@
     <w:p>
       <w:pPr>
         <w:spacing w:after="80"/>
-      </w:pPr>
-    </w:p>
-    <w:p>
-      <w:pPr>
-        <w:spacing w:after="120"/>
       </w:pPr>
     </w:p>
     <w:tbl>
@@ -1285,11 +1155,6 @@
     </w:tbl>
     <w:p>
       <w:pPr>
-        <w:spacing w:after="80"/>
-      </w:pPr>
-    </w:p>
-    <w:p>
-      <w:pPr>
         <w:spacing w:after="120"/>
       </w:pPr>
       <w:r>
@@ -1482,11 +1347,6 @@
         </w:tc>
       </w:tr>
     </w:tbl>
-    <w:p>
-      <w:pPr>
-        <w:spacing w:after="40"/>
-      </w:pPr>
-    </w:p>
     <w:sectPr>
       <w:headerReference w:type="default" r:id="rId7"/>
       <w:footerReference w:type="default" r:id="rId8"/>
